--- a/docs/docx/01_기획명세서/spec_store.docx
+++ b/docs/docx/01_기획명세서/spec_store.docx
@@ -8053,7 +8053,7 @@
                 <w:color w:val="333333"/>
                 <w:sz w:val="18"/>
               </w:rPr>
-              <w:t xml:space="preserve">{appOperatingStatus, weekdayHours, weekendHours, holidayHours, dailyHours, regularClosedDays, irregularClosedDays, delivery, pickup, isTemporarilyClosed}이다.</w:t>
+              <w:t xml:space="preserve">{appOperatingStatus, weekdayHours, weekendHours, holidayHours, dailyHours, regularClosedDays, irregularClosedDays, deliveryFee, freeDeliveryMinAmount, deliveryFeeByDistance, isTemporarilyClosed, temporaryCloseReason, temporaryCloseStartDate, temporaryCloseEndDate, isDeliveryAvailable, isPickupAvailable, deliverySettings, pickupSettings, isVisible}이다.</w:t>
             </w:r>
           </w:p>
         </w:tc>
@@ -8212,7 +8212,7 @@
                 <w:color w:val="333333"/>
                 <w:sz w:val="18"/>
               </w:rPr>
-              <w:t xml:space="preserve">{isPublished, channels: [{channel, isVisible}]} 채널별 노출이다.</w:t>
+              <w:t xml:space="preserve">{channels: [{channel, isVisible, priority}], isSearchable, showNewBadge, newBadgeEndDate, showEventBadge, eventBadgeText, isRecommended, recommendedOrder} 노출 설정이다.</w:t>
             </w:r>
           </w:p>
         </w:tc>
@@ -8535,7 +8535,7 @@
                 <w:color w:val="333333"/>
                 <w:sz w:val="18"/>
               </w:rPr>
-              <w:t xml:space="preserve">{cash, card, simplePayments: [{type, isEnabled}]}이다.</w:t>
+              <w:t xml:space="preserve">{isCardEnabled, isCashEnabled, isPointEnabled, simplePayments: [{type(kakaopay/naverpay/tosspay/samsungpay/payco/applepay), isEnabled}]}이다.</w:t>
             </w:r>
           </w:p>
         </w:tc>
@@ -8571,7 +8571,7 @@
                 <w:color w:val="333333"/>
                 <w:sz w:val="18"/>
               </w:rPr>
-              <w:t xml:space="preserve">pos</w:t>
+              <w:t xml:space="preserve">integrationCodes</w:t>
             </w:r>
           </w:p>
         </w:tc>
@@ -8699,7 +8699,7 @@
                 <w:color w:val="333333"/>
                 <w:sz w:val="18"/>
               </w:rPr>
-              <w:t xml:space="preserve">POS 연동 정보(vendorName, storeCode, terminalId, apiKey 등)이다.</w:t>
+              <w:t xml:space="preserve">{pos: {posVendor(okcashbag/kcp/unionpos/okpos/other), posCode, isConnected, lastSyncAt}, sk: {storeCode, fullCode, isEnabled}, pg: {pgVendor(smartro/kcp/nicepay/toss/other), mid, apiKey, isTestMode, isEnabled}, voucherVendor: {vendorName, storeCode, isEnabled}}이다.</w:t>
             </w:r>
           </w:p>
         </w:tc>

--- a/docs/docx/01_기획명세서/spec_store.docx
+++ b/docs/docx/01_기획명세서/spec_store.docx
@@ -10598,6 +10598,1785 @@
       </w:r>
       <w:r>
         <w:t xml:space="preserve">— 외부 API 호출이므로 타임아웃(5초)과 Circuit Breaker를 적용한다.</w:t>
+      </w:r>
+    </w:p>
+    <w:p>
+      <w:r>
+        <w:pict>
+          <v:rect style="width:0;height:1.5pt" o:hralign="center" o:hrstd="t" o:hr="t"/>
+        </w:pict>
+      </w:r>
+    </w:p>
+    <w:p>
+      <w:pPr>
+        <w:pStyle w:val="Heading2"/>
+      </w:pPr>
+      <w:bookmarkStart w:id="32" w:name="정상작동-시나리오"/>
+      <w:r>
+        <w:t xml:space="preserve">4. 정상작동 시나리오</w:t>
+      </w:r>
+      <w:bookmarkEnd w:id="32"/>
+    </w:p>
+    <w:p>
+      <w:pPr>
+        <w:pStyle w:val="Heading3"/>
+      </w:pPr>
+      <w:bookmarkStart w:id="33" w:name="시나리오-1-매장-신규-등록"/>
+      <w:r>
+        <w:t xml:space="preserve">시나리오 1: 매장 신규 등록</w:t>
+      </w:r>
+      <w:bookmarkEnd w:id="33"/>
+    </w:p>
+    <w:tbl>
+      <w:tblPr>
+        <w:tblStyle w:val="Table"/>
+        <w:jc w:val="center"/>
+        <w:tblLook w:firstRow="1"/>
+        <w:tblW w:w="5000" w:type="pct"/>
+      </w:tblPr>
+      <w:tblGrid/>
+      <w:tr>
+        <w:trPr>
+          <w:cnfStyle w:firstRow="1"/>
+          <w:tblHeader/>
+        </w:trPr>
+        <w:tc>
+          <w:tcPr>
+            <w:tcBorders>
+              <w:bottom w:val="single"/>
+            </w:tcBorders>
+            <w:vAlign w:val="bottom"/>
+            <w:tcBorders>
+              <w:top w:val="single" w:sz="6" w:space="0" w:color="2E75B6"/>
+              <w:bottom w:val="single" w:sz="6" w:space="0" w:color="2E75B6"/>
+              <w:left w:val="single" w:sz="4" w:space="0" w:color="BFBFBF"/>
+              <w:right w:val="single" w:sz="4" w:space="0" w:color="BFBFBF"/>
+            </w:tcBorders>
+            <w:shd w:fill="2E75B6" w:val="clear"/>
+            <w:tcMar>
+              <w:top w:w="50" w:type="dxa"/>
+              <w:bottom w:w="50" w:type="dxa"/>
+              <w:left w:w="100" w:type="dxa"/>
+              <w:right w:w="100" w:type="dxa"/>
+            </w:tcMar>
+          </w:tcPr>
+          <w:p>
+            <w:pPr>
+              <w:pStyle w:val="Compact"/>
+              <w:spacing w:before="20" w:after="20" w:line="280" w:lineRule="exact"/>
+              <w:jc w:val="left"/>
+            </w:pPr>
+            <w:r>
+              <w:rPr>
+                <w:rFonts w:ascii="Arial" w:hAnsi="Arial" w:eastAsia="맑은 고딕"/>
+                <w:b/>
+                <w:color w:val="FFFFFF"/>
+                <w:sz w:val="18"/>
+              </w:rPr>
+              <w:t xml:space="preserve">단계</w:t>
+            </w:r>
+          </w:p>
+        </w:tc>
+        <w:tc>
+          <w:tcPr>
+            <w:tcBorders>
+              <w:bottom w:val="single"/>
+            </w:tcBorders>
+            <w:vAlign w:val="bottom"/>
+            <w:tcBorders>
+              <w:top w:val="single" w:sz="6" w:space="0" w:color="2E75B6"/>
+              <w:bottom w:val="single" w:sz="6" w:space="0" w:color="2E75B6"/>
+              <w:left w:val="single" w:sz="4" w:space="0" w:color="BFBFBF"/>
+              <w:right w:val="single" w:sz="4" w:space="0" w:color="BFBFBF"/>
+            </w:tcBorders>
+            <w:shd w:fill="2E75B6" w:val="clear"/>
+            <w:tcMar>
+              <w:top w:w="50" w:type="dxa"/>
+              <w:bottom w:w="50" w:type="dxa"/>
+              <w:left w:w="100" w:type="dxa"/>
+              <w:right w:w="100" w:type="dxa"/>
+            </w:tcMar>
+          </w:tcPr>
+          <w:p>
+            <w:pPr>
+              <w:pStyle w:val="Compact"/>
+              <w:spacing w:before="20" w:after="20" w:line="280" w:lineRule="exact"/>
+              <w:jc w:val="left"/>
+            </w:pPr>
+            <w:r>
+              <w:rPr>
+                <w:rFonts w:ascii="Arial" w:hAnsi="Arial" w:eastAsia="맑은 고딕"/>
+                <w:b/>
+                <w:color w:val="FFFFFF"/>
+                <w:sz w:val="18"/>
+              </w:rPr>
+              <w:t xml:space="preserve">사용자 행동</w:t>
+            </w:r>
+          </w:p>
+        </w:tc>
+        <w:tc>
+          <w:tcPr>
+            <w:tcBorders>
+              <w:bottom w:val="single"/>
+            </w:tcBorders>
+            <w:vAlign w:val="bottom"/>
+            <w:tcBorders>
+              <w:top w:val="single" w:sz="6" w:space="0" w:color="2E75B6"/>
+              <w:bottom w:val="single" w:sz="6" w:space="0" w:color="2E75B6"/>
+              <w:left w:val="single" w:sz="4" w:space="0" w:color="BFBFBF"/>
+              <w:right w:val="single" w:sz="4" w:space="0" w:color="BFBFBF"/>
+            </w:tcBorders>
+            <w:shd w:fill="2E75B6" w:val="clear"/>
+            <w:tcMar>
+              <w:top w:w="50" w:type="dxa"/>
+              <w:bottom w:w="50" w:type="dxa"/>
+              <w:left w:w="100" w:type="dxa"/>
+              <w:right w:w="100" w:type="dxa"/>
+            </w:tcMar>
+          </w:tcPr>
+          <w:p>
+            <w:pPr>
+              <w:pStyle w:val="Compact"/>
+              <w:spacing w:before="20" w:after="20" w:line="280" w:lineRule="exact"/>
+              <w:jc w:val="left"/>
+            </w:pPr>
+            <w:r>
+              <w:rPr>
+                <w:rFonts w:ascii="Arial" w:hAnsi="Arial" w:eastAsia="맑은 고딕"/>
+                <w:b/>
+                <w:color w:val="FFFFFF"/>
+                <w:sz w:val="18"/>
+              </w:rPr>
+              <w:t xml:space="preserve">시스템 응답</w:t>
+            </w:r>
+          </w:p>
+        </w:tc>
+        <w:tc>
+          <w:tcPr>
+            <w:tcBorders>
+              <w:bottom w:val="single"/>
+            </w:tcBorders>
+            <w:vAlign w:val="bottom"/>
+            <w:tcBorders>
+              <w:top w:val="single" w:sz="6" w:space="0" w:color="2E75B6"/>
+              <w:bottom w:val="single" w:sz="6" w:space="0" w:color="2E75B6"/>
+              <w:left w:val="single" w:sz="4" w:space="0" w:color="BFBFBF"/>
+              <w:right w:val="single" w:sz="4" w:space="0" w:color="BFBFBF"/>
+            </w:tcBorders>
+            <w:shd w:fill="2E75B6" w:val="clear"/>
+            <w:tcMar>
+              <w:top w:w="50" w:type="dxa"/>
+              <w:bottom w:w="50" w:type="dxa"/>
+              <w:left w:w="100" w:type="dxa"/>
+              <w:right w:w="100" w:type="dxa"/>
+            </w:tcMar>
+          </w:tcPr>
+          <w:p>
+            <w:pPr>
+              <w:pStyle w:val="Compact"/>
+              <w:spacing w:before="20" w:after="20" w:line="280" w:lineRule="exact"/>
+              <w:jc w:val="left"/>
+            </w:pPr>
+            <w:r>
+              <w:rPr>
+                <w:rFonts w:ascii="Arial" w:hAnsi="Arial" w:eastAsia="맑은 고딕"/>
+                <w:b/>
+                <w:color w:val="FFFFFF"/>
+                <w:sz w:val="18"/>
+              </w:rPr>
+              <w:t xml:space="preserve">검증 포인트</w:t>
+            </w:r>
+          </w:p>
+        </w:tc>
+      </w:tr>
+      <w:tr>
+        <w:trPr/>
+        <w:tc>
+          <w:tcPr>
+            <w:tcBorders>
+              <w:top w:val="single" w:sz="4" w:space="0" w:color="BFBFBF"/>
+              <w:bottom w:val="single" w:sz="4" w:space="0" w:color="BFBFBF"/>
+              <w:left w:val="single" w:sz="4" w:space="0" w:color="BFBFBF"/>
+              <w:right w:val="single" w:sz="4" w:space="0" w:color="BFBFBF"/>
+            </w:tcBorders>
+            <w:tcMar>
+              <w:top w:w="50" w:type="dxa"/>
+              <w:bottom w:w="50" w:type="dxa"/>
+              <w:left w:w="100" w:type="dxa"/>
+              <w:right w:w="100" w:type="dxa"/>
+            </w:tcMar>
+          </w:tcPr>
+          <w:p>
+            <w:pPr>
+              <w:pStyle w:val="Compact"/>
+              <w:spacing w:before="20" w:after="20" w:line="280" w:lineRule="exact"/>
+              <w:jc w:val="left"/>
+            </w:pPr>
+            <w:r>
+              <w:rPr>
+                <w:rFonts w:ascii="Arial" w:hAnsi="Arial" w:eastAsia="맑은 고딕"/>
+                <w:color w:val="333333"/>
+                <w:sz w:val="18"/>
+              </w:rPr>
+              <w:t xml:space="preserve">1</w:t>
+            </w:r>
+          </w:p>
+        </w:tc>
+        <w:tc>
+          <w:tcPr>
+            <w:tcBorders>
+              <w:top w:val="single" w:sz="4" w:space="0" w:color="BFBFBF"/>
+              <w:bottom w:val="single" w:sz="4" w:space="0" w:color="BFBFBF"/>
+              <w:left w:val="single" w:sz="4" w:space="0" w:color="BFBFBF"/>
+              <w:right w:val="single" w:sz="4" w:space="0" w:color="BFBFBF"/>
+            </w:tcBorders>
+            <w:tcMar>
+              <w:top w:w="50" w:type="dxa"/>
+              <w:bottom w:w="50" w:type="dxa"/>
+              <w:left w:w="100" w:type="dxa"/>
+              <w:right w:w="100" w:type="dxa"/>
+            </w:tcMar>
+          </w:tcPr>
+          <w:p>
+            <w:pPr>
+              <w:pStyle w:val="Compact"/>
+              <w:spacing w:before="20" w:after="20" w:line="280" w:lineRule="exact"/>
+              <w:jc w:val="left"/>
+            </w:pPr>
+            <w:r>
+              <w:rPr>
+                <w:rFonts w:ascii="Arial" w:hAnsi="Arial" w:eastAsia="맑은 고딕"/>
+                <w:color w:val="333333"/>
+                <w:sz w:val="18"/>
+              </w:rPr>
+              <w:t xml:space="preserve">매장 목록 → [매장 등록] 클릭</w:t>
+            </w:r>
+          </w:p>
+        </w:tc>
+        <w:tc>
+          <w:tcPr>
+            <w:tcBorders>
+              <w:top w:val="single" w:sz="4" w:space="0" w:color="BFBFBF"/>
+              <w:bottom w:val="single" w:sz="4" w:space="0" w:color="BFBFBF"/>
+              <w:left w:val="single" w:sz="4" w:space="0" w:color="BFBFBF"/>
+              <w:right w:val="single" w:sz="4" w:space="0" w:color="BFBFBF"/>
+            </w:tcBorders>
+            <w:tcMar>
+              <w:top w:w="50" w:type="dxa"/>
+              <w:bottom w:w="50" w:type="dxa"/>
+              <w:left w:w="100" w:type="dxa"/>
+              <w:right w:w="100" w:type="dxa"/>
+            </w:tcMar>
+          </w:tcPr>
+          <w:p>
+            <w:pPr>
+              <w:pStyle w:val="Compact"/>
+              <w:spacing w:before="20" w:after="20" w:line="280" w:lineRule="exact"/>
+              <w:jc w:val="left"/>
+            </w:pPr>
+            <w:r>
+              <w:rPr>
+                <w:rFonts w:ascii="Arial" w:hAnsi="Arial" w:eastAsia="맑은 고딕"/>
+                <w:color w:val="333333"/>
+                <w:sz w:val="18"/>
+              </w:rPr>
+              <w:t xml:space="preserve">등록 폼 렌더링</w:t>
+            </w:r>
+          </w:p>
+        </w:tc>
+        <w:tc>
+          <w:tcPr>
+            <w:tcBorders>
+              <w:top w:val="single" w:sz="4" w:space="0" w:color="BFBFBF"/>
+              <w:bottom w:val="single" w:sz="4" w:space="0" w:color="BFBFBF"/>
+              <w:left w:val="single" w:sz="4" w:space="0" w:color="BFBFBF"/>
+              <w:right w:val="single" w:sz="4" w:space="0" w:color="BFBFBF"/>
+            </w:tcBorders>
+            <w:tcMar>
+              <w:top w:w="50" w:type="dxa"/>
+              <w:bottom w:w="50" w:type="dxa"/>
+              <w:left w:w="100" w:type="dxa"/>
+              <w:right w:w="100" w:type="dxa"/>
+            </w:tcMar>
+          </w:tcPr>
+          <w:p>
+            <w:pPr>
+              <w:pStyle w:val="Compact"/>
+              <w:spacing w:before="20" w:after="20" w:line="280" w:lineRule="exact"/>
+              <w:jc w:val="left"/>
+            </w:pPr>
+            <w:r>
+              <w:rPr>
+                <w:rFonts w:ascii="Arial" w:hAnsi="Arial" w:eastAsia="맑은 고딕"/>
+                <w:color w:val="333333"/>
+                <w:sz w:val="18"/>
+              </w:rPr>
+              <w:t xml:space="preserve">필수 필드 빈 상태</w:t>
+            </w:r>
+          </w:p>
+        </w:tc>
+      </w:tr>
+      <w:tr>
+        <w:trPr/>
+        <w:tc>
+          <w:tcPr>
+            <w:tcBorders>
+              <w:top w:val="single" w:sz="4" w:space="0" w:color="BFBFBF"/>
+              <w:bottom w:val="single" w:sz="4" w:space="0" w:color="BFBFBF"/>
+              <w:left w:val="single" w:sz="4" w:space="0" w:color="BFBFBF"/>
+              <w:right w:val="single" w:sz="4" w:space="0" w:color="BFBFBF"/>
+            </w:tcBorders>
+            <w:shd w:fill="F2F7FB" w:val="clear"/>
+            <w:tcMar>
+              <w:top w:w="50" w:type="dxa"/>
+              <w:bottom w:w="50" w:type="dxa"/>
+              <w:left w:w="100" w:type="dxa"/>
+              <w:right w:w="100" w:type="dxa"/>
+            </w:tcMar>
+          </w:tcPr>
+          <w:p>
+            <w:pPr>
+              <w:pStyle w:val="Compact"/>
+              <w:spacing w:before="20" w:after="20" w:line="280" w:lineRule="exact"/>
+              <w:jc w:val="left"/>
+            </w:pPr>
+            <w:r>
+              <w:rPr>
+                <w:rFonts w:ascii="Arial" w:hAnsi="Arial" w:eastAsia="맑은 고딕"/>
+                <w:color w:val="333333"/>
+                <w:sz w:val="18"/>
+              </w:rPr>
+              <w:t xml:space="preserve">2</w:t>
+            </w:r>
+          </w:p>
+        </w:tc>
+        <w:tc>
+          <w:tcPr>
+            <w:tcBorders>
+              <w:top w:val="single" w:sz="4" w:space="0" w:color="BFBFBF"/>
+              <w:bottom w:val="single" w:sz="4" w:space="0" w:color="BFBFBF"/>
+              <w:left w:val="single" w:sz="4" w:space="0" w:color="BFBFBF"/>
+              <w:right w:val="single" w:sz="4" w:space="0" w:color="BFBFBF"/>
+            </w:tcBorders>
+            <w:shd w:fill="F2F7FB" w:val="clear"/>
+            <w:tcMar>
+              <w:top w:w="50" w:type="dxa"/>
+              <w:bottom w:w="50" w:type="dxa"/>
+              <w:left w:w="100" w:type="dxa"/>
+              <w:right w:w="100" w:type="dxa"/>
+            </w:tcMar>
+          </w:tcPr>
+          <w:p>
+            <w:pPr>
+              <w:pStyle w:val="Compact"/>
+              <w:spacing w:before="20" w:after="20" w:line="280" w:lineRule="exact"/>
+              <w:jc w:val="left"/>
+            </w:pPr>
+            <w:r>
+              <w:rPr>
+                <w:rFonts w:ascii="Arial" w:hAnsi="Arial" w:eastAsia="맑은 고딕"/>
+                <w:color w:val="333333"/>
+                <w:sz w:val="18"/>
+              </w:rPr>
+              <w:t xml:space="preserve">기본정보 입력 (매장명, 전화, 주소)</w:t>
+            </w:r>
+          </w:p>
+        </w:tc>
+        <w:tc>
+          <w:tcPr>
+            <w:tcBorders>
+              <w:top w:val="single" w:sz="4" w:space="0" w:color="BFBFBF"/>
+              <w:bottom w:val="single" w:sz="4" w:space="0" w:color="BFBFBF"/>
+              <w:left w:val="single" w:sz="4" w:space="0" w:color="BFBFBF"/>
+              <w:right w:val="single" w:sz="4" w:space="0" w:color="BFBFBF"/>
+            </w:tcBorders>
+            <w:shd w:fill="F2F7FB" w:val="clear"/>
+            <w:tcMar>
+              <w:top w:w="50" w:type="dxa"/>
+              <w:bottom w:w="50" w:type="dxa"/>
+              <w:left w:w="100" w:type="dxa"/>
+              <w:right w:w="100" w:type="dxa"/>
+            </w:tcMar>
+          </w:tcPr>
+          <w:p>
+            <w:pPr>
+              <w:pStyle w:val="Compact"/>
+              <w:spacing w:before="20" w:after="20" w:line="280" w:lineRule="exact"/>
+              <w:jc w:val="left"/>
+            </w:pPr>
+            <w:r>
+              <w:rPr>
+                <w:rFonts w:ascii="Arial" w:hAnsi="Arial" w:eastAsia="맑은 고딕"/>
+                <w:color w:val="333333"/>
+                <w:sz w:val="18"/>
+              </w:rPr>
+              <w:t xml:space="preserve">실시간 유효성 검증</w:t>
+            </w:r>
+          </w:p>
+        </w:tc>
+        <w:tc>
+          <w:tcPr>
+            <w:tcBorders>
+              <w:top w:val="single" w:sz="4" w:space="0" w:color="BFBFBF"/>
+              <w:bottom w:val="single" w:sz="4" w:space="0" w:color="BFBFBF"/>
+              <w:left w:val="single" w:sz="4" w:space="0" w:color="BFBFBF"/>
+              <w:right w:val="single" w:sz="4" w:space="0" w:color="BFBFBF"/>
+            </w:tcBorders>
+            <w:shd w:fill="F2F7FB" w:val="clear"/>
+            <w:tcMar>
+              <w:top w:w="50" w:type="dxa"/>
+              <w:bottom w:w="50" w:type="dxa"/>
+              <w:left w:w="100" w:type="dxa"/>
+              <w:right w:w="100" w:type="dxa"/>
+            </w:tcMar>
+          </w:tcPr>
+          <w:p>
+            <w:pPr>
+              <w:pStyle w:val="Compact"/>
+              <w:spacing w:before="20" w:after="20" w:line="280" w:lineRule="exact"/>
+              <w:jc w:val="left"/>
+            </w:pPr>
+            <w:r>
+              <w:rPr>
+                <w:rFonts w:ascii="Arial" w:hAnsi="Arial" w:eastAsia="맑은 고딕"/>
+                <w:color w:val="333333"/>
+                <w:sz w:val="18"/>
+              </w:rPr>
+              <w:t xml:space="preserve">매장명 2~50자, 전화 형식</w:t>
+            </w:r>
+          </w:p>
+        </w:tc>
+      </w:tr>
+      <w:tr>
+        <w:trPr/>
+        <w:tc>
+          <w:tcPr>
+            <w:tcBorders>
+              <w:top w:val="single" w:sz="4" w:space="0" w:color="BFBFBF"/>
+              <w:bottom w:val="single" w:sz="4" w:space="0" w:color="BFBFBF"/>
+              <w:left w:val="single" w:sz="4" w:space="0" w:color="BFBFBF"/>
+              <w:right w:val="single" w:sz="4" w:space="0" w:color="BFBFBF"/>
+            </w:tcBorders>
+            <w:tcMar>
+              <w:top w:w="50" w:type="dxa"/>
+              <w:bottom w:w="50" w:type="dxa"/>
+              <w:left w:w="100" w:type="dxa"/>
+              <w:right w:w="100" w:type="dxa"/>
+            </w:tcMar>
+          </w:tcPr>
+          <w:p>
+            <w:pPr>
+              <w:pStyle w:val="Compact"/>
+              <w:spacing w:before="20" w:after="20" w:line="280" w:lineRule="exact"/>
+              <w:jc w:val="left"/>
+            </w:pPr>
+            <w:r>
+              <w:rPr>
+                <w:rFonts w:ascii="Arial" w:hAnsi="Arial" w:eastAsia="맑은 고딕"/>
+                <w:color w:val="333333"/>
+                <w:sz w:val="18"/>
+              </w:rPr>
+              <w:t xml:space="preserve">3</w:t>
+            </w:r>
+          </w:p>
+        </w:tc>
+        <w:tc>
+          <w:tcPr>
+            <w:tcBorders>
+              <w:top w:val="single" w:sz="4" w:space="0" w:color="BFBFBF"/>
+              <w:bottom w:val="single" w:sz="4" w:space="0" w:color="BFBFBF"/>
+              <w:left w:val="single" w:sz="4" w:space="0" w:color="BFBFBF"/>
+              <w:right w:val="single" w:sz="4" w:space="0" w:color="BFBFBF"/>
+            </w:tcBorders>
+            <w:tcMar>
+              <w:top w:w="50" w:type="dxa"/>
+              <w:bottom w:w="50" w:type="dxa"/>
+              <w:left w:w="100" w:type="dxa"/>
+              <w:right w:w="100" w:type="dxa"/>
+            </w:tcMar>
+          </w:tcPr>
+          <w:p>
+            <w:pPr>
+              <w:pStyle w:val="Compact"/>
+              <w:spacing w:before="20" w:after="20" w:line="280" w:lineRule="exact"/>
+              <w:jc w:val="left"/>
+            </w:pPr>
+            <w:r>
+              <w:rPr>
+                <w:rFonts w:ascii="Arial" w:hAnsi="Arial" w:eastAsia="맑은 고딕"/>
+                <w:color w:val="333333"/>
+                <w:sz w:val="18"/>
+              </w:rPr>
+              <w:t xml:space="preserve">영업정보 입력 (영업시간, 배달비)</w:t>
+            </w:r>
+          </w:p>
+        </w:tc>
+        <w:tc>
+          <w:tcPr>
+            <w:tcBorders>
+              <w:top w:val="single" w:sz="4" w:space="0" w:color="BFBFBF"/>
+              <w:bottom w:val="single" w:sz="4" w:space="0" w:color="BFBFBF"/>
+              <w:left w:val="single" w:sz="4" w:space="0" w:color="BFBFBF"/>
+              <w:right w:val="single" w:sz="4" w:space="0" w:color="BFBFBF"/>
+            </w:tcBorders>
+            <w:tcMar>
+              <w:top w:w="50" w:type="dxa"/>
+              <w:bottom w:w="50" w:type="dxa"/>
+              <w:left w:w="100" w:type="dxa"/>
+              <w:right w:w="100" w:type="dxa"/>
+            </w:tcMar>
+          </w:tcPr>
+          <w:p>
+            <w:pPr>
+              <w:pStyle w:val="Compact"/>
+              <w:spacing w:before="20" w:after="20" w:line="280" w:lineRule="exact"/>
+              <w:jc w:val="left"/>
+            </w:pPr>
+            <w:r>
+              <w:rPr>
+                <w:rFonts w:ascii="Arial" w:hAnsi="Arial" w:eastAsia="맑은 고딕"/>
+                <w:color w:val="333333"/>
+                <w:sz w:val="18"/>
+              </w:rPr>
+              <w:t xml:space="preserve">배달비 조건별 입력 폼 동적 표시</w:t>
+            </w:r>
+          </w:p>
+        </w:tc>
+        <w:tc>
+          <w:tcPr>
+            <w:tcBorders>
+              <w:top w:val="single" w:sz="4" w:space="0" w:color="BFBFBF"/>
+              <w:bottom w:val="single" w:sz="4" w:space="0" w:color="BFBFBF"/>
+              <w:left w:val="single" w:sz="4" w:space="0" w:color="BFBFBF"/>
+              <w:right w:val="single" w:sz="4" w:space="0" w:color="BFBFBF"/>
+            </w:tcBorders>
+            <w:tcMar>
+              <w:top w:w="50" w:type="dxa"/>
+              <w:bottom w:w="50" w:type="dxa"/>
+              <w:left w:w="100" w:type="dxa"/>
+              <w:right w:w="100" w:type="dxa"/>
+            </w:tcMar>
+          </w:tcPr>
+          <w:p>
+            <w:pPr>
+              <w:pStyle w:val="Compact"/>
+              <w:spacing w:before="20" w:after="20" w:line="280" w:lineRule="exact"/>
+              <w:jc w:val="left"/>
+            </w:pPr>
+            <w:r>
+              <w:rPr>
+                <w:rFonts w:ascii="Arial" w:hAnsi="Arial" w:eastAsia="맑은 고딕"/>
+                <w:color w:val="333333"/>
+                <w:sz w:val="18"/>
+              </w:rPr>
+              <w:t xml:space="preserve">무료배달 최소금액 ≥ 0</w:t>
+            </w:r>
+          </w:p>
+        </w:tc>
+      </w:tr>
+      <w:tr>
+        <w:trPr/>
+        <w:tc>
+          <w:tcPr>
+            <w:tcBorders>
+              <w:top w:val="single" w:sz="4" w:space="0" w:color="BFBFBF"/>
+              <w:bottom w:val="single" w:sz="4" w:space="0" w:color="BFBFBF"/>
+              <w:left w:val="single" w:sz="4" w:space="0" w:color="BFBFBF"/>
+              <w:right w:val="single" w:sz="4" w:space="0" w:color="BFBFBF"/>
+            </w:tcBorders>
+            <w:shd w:fill="F2F7FB" w:val="clear"/>
+            <w:tcMar>
+              <w:top w:w="50" w:type="dxa"/>
+              <w:bottom w:w="50" w:type="dxa"/>
+              <w:left w:w="100" w:type="dxa"/>
+              <w:right w:w="100" w:type="dxa"/>
+            </w:tcMar>
+          </w:tcPr>
+          <w:p>
+            <w:pPr>
+              <w:pStyle w:val="Compact"/>
+              <w:spacing w:before="20" w:after="20" w:line="280" w:lineRule="exact"/>
+              <w:jc w:val="left"/>
+            </w:pPr>
+            <w:r>
+              <w:rPr>
+                <w:rFonts w:ascii="Arial" w:hAnsi="Arial" w:eastAsia="맑은 고딕"/>
+                <w:color w:val="333333"/>
+                <w:sz w:val="18"/>
+              </w:rPr>
+              <w:t xml:space="preserve">4</w:t>
+            </w:r>
+          </w:p>
+        </w:tc>
+        <w:tc>
+          <w:tcPr>
+            <w:tcBorders>
+              <w:top w:val="single" w:sz="4" w:space="0" w:color="BFBFBF"/>
+              <w:bottom w:val="single" w:sz="4" w:space="0" w:color="BFBFBF"/>
+              <w:left w:val="single" w:sz="4" w:space="0" w:color="BFBFBF"/>
+              <w:right w:val="single" w:sz="4" w:space="0" w:color="BFBFBF"/>
+            </w:tcBorders>
+            <w:shd w:fill="F2F7FB" w:val="clear"/>
+            <w:tcMar>
+              <w:top w:w="50" w:type="dxa"/>
+              <w:bottom w:w="50" w:type="dxa"/>
+              <w:left w:w="100" w:type="dxa"/>
+              <w:right w:w="100" w:type="dxa"/>
+            </w:tcMar>
+          </w:tcPr>
+          <w:p>
+            <w:pPr>
+              <w:pStyle w:val="Compact"/>
+              <w:spacing w:before="20" w:after="20" w:line="280" w:lineRule="exact"/>
+              <w:jc w:val="left"/>
+            </w:pPr>
+            <w:r>
+              <w:rPr>
+                <w:rFonts w:ascii="Arial" w:hAnsi="Arial" w:eastAsia="맑은 고딕"/>
+                <w:color w:val="333333"/>
+                <w:sz w:val="18"/>
+              </w:rPr>
+              <w:t xml:space="preserve">결제수단 설정 (카드/현금/간편결제)</w:t>
+            </w:r>
+          </w:p>
+        </w:tc>
+        <w:tc>
+          <w:tcPr>
+            <w:tcBorders>
+              <w:top w:val="single" w:sz="4" w:space="0" w:color="BFBFBF"/>
+              <w:bottom w:val="single" w:sz="4" w:space="0" w:color="BFBFBF"/>
+              <w:left w:val="single" w:sz="4" w:space="0" w:color="BFBFBF"/>
+              <w:right w:val="single" w:sz="4" w:space="0" w:color="BFBFBF"/>
+            </w:tcBorders>
+            <w:shd w:fill="F2F7FB" w:val="clear"/>
+            <w:tcMar>
+              <w:top w:w="50" w:type="dxa"/>
+              <w:bottom w:w="50" w:type="dxa"/>
+              <w:left w:w="100" w:type="dxa"/>
+              <w:right w:w="100" w:type="dxa"/>
+            </w:tcMar>
+          </w:tcPr>
+          <w:p>
+            <w:pPr>
+              <w:pStyle w:val="Compact"/>
+              <w:spacing w:before="20" w:after="20" w:line="280" w:lineRule="exact"/>
+              <w:jc w:val="left"/>
+            </w:pPr>
+            <w:r>
+              <w:rPr>
+                <w:rFonts w:ascii="Arial" w:hAnsi="Arial" w:eastAsia="맑은 고딕"/>
+                <w:color w:val="333333"/>
+                <w:sz w:val="18"/>
+              </w:rPr>
+              <w:t xml:space="preserve">간편결제 6종 토글 스위치</w:t>
+            </w:r>
+          </w:p>
+        </w:tc>
+        <w:tc>
+          <w:tcPr>
+            <w:tcBorders>
+              <w:top w:val="single" w:sz="4" w:space="0" w:color="BFBFBF"/>
+              <w:bottom w:val="single" w:sz="4" w:space="0" w:color="BFBFBF"/>
+              <w:left w:val="single" w:sz="4" w:space="0" w:color="BFBFBF"/>
+              <w:right w:val="single" w:sz="4" w:space="0" w:color="BFBFBF"/>
+            </w:tcBorders>
+            <w:shd w:fill="F2F7FB" w:val="clear"/>
+            <w:tcMar>
+              <w:top w:w="50" w:type="dxa"/>
+              <w:bottom w:w="50" w:type="dxa"/>
+              <w:left w:w="100" w:type="dxa"/>
+              <w:right w:w="100" w:type="dxa"/>
+            </w:tcMar>
+          </w:tcPr>
+          <w:p>
+            <w:pPr>
+              <w:pStyle w:val="Compact"/>
+              <w:spacing w:before="20" w:after="20" w:line="280" w:lineRule="exact"/>
+              <w:jc w:val="left"/>
+            </w:pPr>
+            <w:r>
+              <w:rPr>
+                <w:rFonts w:ascii="Arial" w:hAnsi="Arial" w:eastAsia="맑은 고딕"/>
+                <w:color w:val="333333"/>
+                <w:sz w:val="18"/>
+              </w:rPr>
+              <w:t xml:space="preserve">최소 1개 이상 활성화</w:t>
+            </w:r>
+          </w:p>
+        </w:tc>
+      </w:tr>
+      <w:tr>
+        <w:trPr/>
+        <w:tc>
+          <w:tcPr>
+            <w:tcBorders>
+              <w:top w:val="single" w:sz="4" w:space="0" w:color="BFBFBF"/>
+              <w:bottom w:val="single" w:sz="4" w:space="0" w:color="BFBFBF"/>
+              <w:left w:val="single" w:sz="4" w:space="0" w:color="BFBFBF"/>
+              <w:right w:val="single" w:sz="4" w:space="0" w:color="BFBFBF"/>
+            </w:tcBorders>
+            <w:tcMar>
+              <w:top w:w="50" w:type="dxa"/>
+              <w:bottom w:w="50" w:type="dxa"/>
+              <w:left w:w="100" w:type="dxa"/>
+              <w:right w:w="100" w:type="dxa"/>
+            </w:tcMar>
+          </w:tcPr>
+          <w:p>
+            <w:pPr>
+              <w:pStyle w:val="Compact"/>
+              <w:spacing w:before="20" w:after="20" w:line="280" w:lineRule="exact"/>
+              <w:jc w:val="left"/>
+            </w:pPr>
+            <w:r>
+              <w:rPr>
+                <w:rFonts w:ascii="Arial" w:hAnsi="Arial" w:eastAsia="맑은 고딕"/>
+                <w:color w:val="333333"/>
+                <w:sz w:val="18"/>
+              </w:rPr>
+              <w:t xml:space="preserve">5</w:t>
+            </w:r>
+          </w:p>
+        </w:tc>
+        <w:tc>
+          <w:tcPr>
+            <w:tcBorders>
+              <w:top w:val="single" w:sz="4" w:space="0" w:color="BFBFBF"/>
+              <w:bottom w:val="single" w:sz="4" w:space="0" w:color="BFBFBF"/>
+              <w:left w:val="single" w:sz="4" w:space="0" w:color="BFBFBF"/>
+              <w:right w:val="single" w:sz="4" w:space="0" w:color="BFBFBF"/>
+            </w:tcBorders>
+            <w:tcMar>
+              <w:top w:w="50" w:type="dxa"/>
+              <w:bottom w:w="50" w:type="dxa"/>
+              <w:left w:w="100" w:type="dxa"/>
+              <w:right w:w="100" w:type="dxa"/>
+            </w:tcMar>
+          </w:tcPr>
+          <w:p>
+            <w:pPr>
+              <w:pStyle w:val="Compact"/>
+              <w:spacing w:before="20" w:after="20" w:line="280" w:lineRule="exact"/>
+              <w:jc w:val="left"/>
+            </w:pPr>
+            <w:r>
+              <w:rPr>
+                <w:rFonts w:ascii="Arial" w:hAnsi="Arial" w:eastAsia="맑은 고딕"/>
+                <w:color w:val="333333"/>
+                <w:sz w:val="18"/>
+              </w:rPr>
+              <w:t xml:space="preserve">연동정보 입력 (POS/PG)</w:t>
+            </w:r>
+          </w:p>
+        </w:tc>
+        <w:tc>
+          <w:tcPr>
+            <w:tcBorders>
+              <w:top w:val="single" w:sz="4" w:space="0" w:color="BFBFBF"/>
+              <w:bottom w:val="single" w:sz="4" w:space="0" w:color="BFBFBF"/>
+              <w:left w:val="single" w:sz="4" w:space="0" w:color="BFBFBF"/>
+              <w:right w:val="single" w:sz="4" w:space="0" w:color="BFBFBF"/>
+            </w:tcBorders>
+            <w:tcMar>
+              <w:top w:w="50" w:type="dxa"/>
+              <w:bottom w:w="50" w:type="dxa"/>
+              <w:left w:w="100" w:type="dxa"/>
+              <w:right w:w="100" w:type="dxa"/>
+            </w:tcMar>
+          </w:tcPr>
+          <w:p>
+            <w:pPr>
+              <w:pStyle w:val="Compact"/>
+              <w:spacing w:before="20" w:after="20" w:line="280" w:lineRule="exact"/>
+              <w:jc w:val="left"/>
+            </w:pPr>
+            <w:r>
+              <w:rPr>
+                <w:rFonts w:ascii="Arial" w:hAnsi="Arial" w:eastAsia="맑은 고딕"/>
+                <w:color w:val="333333"/>
+                <w:sz w:val="18"/>
+              </w:rPr>
+              <w:t xml:space="preserve">벤더별 코드 입력 필드</w:t>
+            </w:r>
+          </w:p>
+        </w:tc>
+        <w:tc>
+          <w:tcPr>
+            <w:tcBorders>
+              <w:top w:val="single" w:sz="4" w:space="0" w:color="BFBFBF"/>
+              <w:bottom w:val="single" w:sz="4" w:space="0" w:color="BFBFBF"/>
+              <w:left w:val="single" w:sz="4" w:space="0" w:color="BFBFBF"/>
+              <w:right w:val="single" w:sz="4" w:space="0" w:color="BFBFBF"/>
+            </w:tcBorders>
+            <w:tcMar>
+              <w:top w:w="50" w:type="dxa"/>
+              <w:bottom w:w="50" w:type="dxa"/>
+              <w:left w:w="100" w:type="dxa"/>
+              <w:right w:w="100" w:type="dxa"/>
+            </w:tcMar>
+          </w:tcPr>
+          <w:p>
+            <w:pPr>
+              <w:pStyle w:val="Compact"/>
+              <w:spacing w:before="20" w:after="20" w:line="280" w:lineRule="exact"/>
+              <w:jc w:val="left"/>
+            </w:pPr>
+            <w:r>
+              <w:rPr>
+                <w:rFonts w:ascii="Arial" w:hAnsi="Arial" w:eastAsia="맑은 고딕"/>
+                <w:color w:val="333333"/>
+                <w:sz w:val="18"/>
+              </w:rPr>
+              <w:t xml:space="preserve">형식 검증</w:t>
+            </w:r>
+          </w:p>
+        </w:tc>
+      </w:tr>
+      <w:tr>
+        <w:trPr/>
+        <w:tc>
+          <w:tcPr>
+            <w:tcBorders>
+              <w:top w:val="single" w:sz="4" w:space="0" w:color="BFBFBF"/>
+              <w:bottom w:val="single" w:sz="4" w:space="0" w:color="BFBFBF"/>
+              <w:left w:val="single" w:sz="4" w:space="0" w:color="BFBFBF"/>
+              <w:right w:val="single" w:sz="4" w:space="0" w:color="BFBFBF"/>
+            </w:tcBorders>
+            <w:shd w:fill="F2F7FB" w:val="clear"/>
+            <w:tcMar>
+              <w:top w:w="50" w:type="dxa"/>
+              <w:bottom w:w="50" w:type="dxa"/>
+              <w:left w:w="100" w:type="dxa"/>
+              <w:right w:w="100" w:type="dxa"/>
+            </w:tcMar>
+          </w:tcPr>
+          <w:p>
+            <w:pPr>
+              <w:pStyle w:val="Compact"/>
+              <w:spacing w:before="20" w:after="20" w:line="280" w:lineRule="exact"/>
+              <w:jc w:val="left"/>
+            </w:pPr>
+            <w:r>
+              <w:rPr>
+                <w:rFonts w:ascii="Arial" w:hAnsi="Arial" w:eastAsia="맑은 고딕"/>
+                <w:color w:val="333333"/>
+                <w:sz w:val="18"/>
+              </w:rPr>
+              <w:t xml:space="preserve">6</w:t>
+            </w:r>
+          </w:p>
+        </w:tc>
+        <w:tc>
+          <w:tcPr>
+            <w:tcBorders>
+              <w:top w:val="single" w:sz="4" w:space="0" w:color="BFBFBF"/>
+              <w:bottom w:val="single" w:sz="4" w:space="0" w:color="BFBFBF"/>
+              <w:left w:val="single" w:sz="4" w:space="0" w:color="BFBFBF"/>
+              <w:right w:val="single" w:sz="4" w:space="0" w:color="BFBFBF"/>
+            </w:tcBorders>
+            <w:shd w:fill="F2F7FB" w:val="clear"/>
+            <w:tcMar>
+              <w:top w:w="50" w:type="dxa"/>
+              <w:bottom w:w="50" w:type="dxa"/>
+              <w:left w:w="100" w:type="dxa"/>
+              <w:right w:w="100" w:type="dxa"/>
+            </w:tcMar>
+          </w:tcPr>
+          <w:p>
+            <w:pPr>
+              <w:pStyle w:val="Compact"/>
+              <w:spacing w:before="20" w:after="20" w:line="280" w:lineRule="exact"/>
+              <w:jc w:val="left"/>
+            </w:pPr>
+            <w:r>
+              <w:rPr>
+                <w:rFonts w:ascii="Arial" w:hAnsi="Arial" w:eastAsia="맑은 고딕"/>
+                <w:color w:val="333333"/>
+                <w:sz w:val="18"/>
+              </w:rPr>
+              <w:t xml:space="preserve">[저장] 클릭</w:t>
+            </w:r>
+          </w:p>
+        </w:tc>
+        <w:tc>
+          <w:tcPr>
+            <w:tcBorders>
+              <w:top w:val="single" w:sz="4" w:space="0" w:color="BFBFBF"/>
+              <w:bottom w:val="single" w:sz="4" w:space="0" w:color="BFBFBF"/>
+              <w:left w:val="single" w:sz="4" w:space="0" w:color="BFBFBF"/>
+              <w:right w:val="single" w:sz="4" w:space="0" w:color="BFBFBF"/>
+            </w:tcBorders>
+            <w:shd w:fill="F2F7FB" w:val="clear"/>
+            <w:tcMar>
+              <w:top w:w="50" w:type="dxa"/>
+              <w:bottom w:w="50" w:type="dxa"/>
+              <w:left w:w="100" w:type="dxa"/>
+              <w:right w:w="100" w:type="dxa"/>
+            </w:tcMar>
+          </w:tcPr>
+          <w:p>
+            <w:pPr>
+              <w:pStyle w:val="Compact"/>
+              <w:spacing w:before="20" w:after="20" w:line="280" w:lineRule="exact"/>
+              <w:jc w:val="left"/>
+            </w:pPr>
+            <w:r>
+              <w:rPr>
+                <w:rStyle w:val="VerbatimChar"/>
+                <w:rFonts w:ascii="Arial" w:hAnsi="Arial" w:eastAsia="맑은 고딕"/>
+                <w:color w:val="333333"/>
+                <w:sz w:val="18"/>
+              </w:rPr>
+              <w:t xml:space="preserve">POST /api/stores</w:t>
+            </w:r>
+            <w:r>
+              <w:rPr>
+                <w:rFonts w:ascii="Arial" w:hAnsi="Arial" w:eastAsia="맑은 고딕"/>
+                <w:color w:val="333333"/>
+                <w:sz w:val="18"/>
+              </w:rPr>
+              <w:t xml:space="preserve"> </w:t>
+            </w:r>
+            <w:r>
+              <w:rPr>
+                <w:rFonts w:ascii="Arial" w:hAnsi="Arial" w:eastAsia="맑은 고딕"/>
+                <w:color w:val="333333"/>
+                <w:sz w:val="18"/>
+              </w:rPr>
+              <w:t xml:space="preserve">→ 성공 Toast → 목록 이동</w:t>
+            </w:r>
+          </w:p>
+        </w:tc>
+        <w:tc>
+          <w:tcPr>
+            <w:tcBorders>
+              <w:top w:val="single" w:sz="4" w:space="0" w:color="BFBFBF"/>
+              <w:bottom w:val="single" w:sz="4" w:space="0" w:color="BFBFBF"/>
+              <w:left w:val="single" w:sz="4" w:space="0" w:color="BFBFBF"/>
+              <w:right w:val="single" w:sz="4" w:space="0" w:color="BFBFBF"/>
+            </w:tcBorders>
+            <w:shd w:fill="F2F7FB" w:val="clear"/>
+            <w:tcMar>
+              <w:top w:w="50" w:type="dxa"/>
+              <w:bottom w:w="50" w:type="dxa"/>
+              <w:left w:w="100" w:type="dxa"/>
+              <w:right w:w="100" w:type="dxa"/>
+            </w:tcMar>
+          </w:tcPr>
+          <w:p>
+            <w:pPr>
+              <w:pStyle w:val="Compact"/>
+              <w:spacing w:before="20" w:after="20" w:line="280" w:lineRule="exact"/>
+              <w:jc w:val="left"/>
+            </w:pPr>
+            <w:r>
+              <w:rPr>
+                <w:rFonts w:ascii="Arial" w:hAnsi="Arial" w:eastAsia="맑은 고딕"/>
+                <w:color w:val="333333"/>
+                <w:sz w:val="18"/>
+              </w:rPr>
+              <w:t xml:space="preserve">목록에 신규 매장 표시</w:t>
+            </w:r>
+          </w:p>
+        </w:tc>
+      </w:tr>
+    </w:tbl>
+    <w:p>
+      <w:pPr>
+        <w:pStyle w:val="Heading3"/>
+      </w:pPr>
+      <w:bookmarkStart w:id="34" w:name="시나리오-2-임시-휴업-설정"/>
+      <w:r>
+        <w:t xml:space="preserve">시나리오 2: 임시 휴업 설정</w:t>
+      </w:r>
+      <w:bookmarkEnd w:id="34"/>
+    </w:p>
+    <w:tbl>
+      <w:tblPr>
+        <w:tblStyle w:val="Table"/>
+        <w:jc w:val="center"/>
+        <w:tblLook w:firstRow="1"/>
+        <w:tblW w:w="5000" w:type="pct"/>
+      </w:tblPr>
+      <w:tblGrid/>
+      <w:tr>
+        <w:trPr>
+          <w:cnfStyle w:firstRow="1"/>
+          <w:tblHeader/>
+        </w:trPr>
+        <w:tc>
+          <w:tcPr>
+            <w:tcBorders>
+              <w:bottom w:val="single"/>
+            </w:tcBorders>
+            <w:vAlign w:val="bottom"/>
+            <w:tcBorders>
+              <w:top w:val="single" w:sz="6" w:space="0" w:color="2E75B6"/>
+              <w:bottom w:val="single" w:sz="6" w:space="0" w:color="2E75B6"/>
+              <w:left w:val="single" w:sz="4" w:space="0" w:color="BFBFBF"/>
+              <w:right w:val="single" w:sz="4" w:space="0" w:color="BFBFBF"/>
+            </w:tcBorders>
+            <w:shd w:fill="2E75B6" w:val="clear"/>
+            <w:tcMar>
+              <w:top w:w="50" w:type="dxa"/>
+              <w:bottom w:w="50" w:type="dxa"/>
+              <w:left w:w="100" w:type="dxa"/>
+              <w:right w:w="100" w:type="dxa"/>
+            </w:tcMar>
+          </w:tcPr>
+          <w:p>
+            <w:pPr>
+              <w:pStyle w:val="Compact"/>
+              <w:spacing w:before="20" w:after="20" w:line="280" w:lineRule="exact"/>
+              <w:jc w:val="left"/>
+            </w:pPr>
+            <w:r>
+              <w:rPr>
+                <w:rFonts w:ascii="Arial" w:hAnsi="Arial" w:eastAsia="맑은 고딕"/>
+                <w:b/>
+                <w:color w:val="FFFFFF"/>
+                <w:sz w:val="18"/>
+              </w:rPr>
+              <w:t xml:space="preserve">단계</w:t>
+            </w:r>
+          </w:p>
+        </w:tc>
+        <w:tc>
+          <w:tcPr>
+            <w:tcBorders>
+              <w:bottom w:val="single"/>
+            </w:tcBorders>
+            <w:vAlign w:val="bottom"/>
+            <w:tcBorders>
+              <w:top w:val="single" w:sz="6" w:space="0" w:color="2E75B6"/>
+              <w:bottom w:val="single" w:sz="6" w:space="0" w:color="2E75B6"/>
+              <w:left w:val="single" w:sz="4" w:space="0" w:color="BFBFBF"/>
+              <w:right w:val="single" w:sz="4" w:space="0" w:color="BFBFBF"/>
+            </w:tcBorders>
+            <w:shd w:fill="2E75B6" w:val="clear"/>
+            <w:tcMar>
+              <w:top w:w="50" w:type="dxa"/>
+              <w:bottom w:w="50" w:type="dxa"/>
+              <w:left w:w="100" w:type="dxa"/>
+              <w:right w:w="100" w:type="dxa"/>
+            </w:tcMar>
+          </w:tcPr>
+          <w:p>
+            <w:pPr>
+              <w:pStyle w:val="Compact"/>
+              <w:spacing w:before="20" w:after="20" w:line="280" w:lineRule="exact"/>
+              <w:jc w:val="left"/>
+            </w:pPr>
+            <w:r>
+              <w:rPr>
+                <w:rFonts w:ascii="Arial" w:hAnsi="Arial" w:eastAsia="맑은 고딕"/>
+                <w:b/>
+                <w:color w:val="FFFFFF"/>
+                <w:sz w:val="18"/>
+              </w:rPr>
+              <w:t xml:space="preserve">사용자 행동</w:t>
+            </w:r>
+          </w:p>
+        </w:tc>
+        <w:tc>
+          <w:tcPr>
+            <w:tcBorders>
+              <w:bottom w:val="single"/>
+            </w:tcBorders>
+            <w:vAlign w:val="bottom"/>
+            <w:tcBorders>
+              <w:top w:val="single" w:sz="6" w:space="0" w:color="2E75B6"/>
+              <w:bottom w:val="single" w:sz="6" w:space="0" w:color="2E75B6"/>
+              <w:left w:val="single" w:sz="4" w:space="0" w:color="BFBFBF"/>
+              <w:right w:val="single" w:sz="4" w:space="0" w:color="BFBFBF"/>
+            </w:tcBorders>
+            <w:shd w:fill="2E75B6" w:val="clear"/>
+            <w:tcMar>
+              <w:top w:w="50" w:type="dxa"/>
+              <w:bottom w:w="50" w:type="dxa"/>
+              <w:left w:w="100" w:type="dxa"/>
+              <w:right w:w="100" w:type="dxa"/>
+            </w:tcMar>
+          </w:tcPr>
+          <w:p>
+            <w:pPr>
+              <w:pStyle w:val="Compact"/>
+              <w:spacing w:before="20" w:after="20" w:line="280" w:lineRule="exact"/>
+              <w:jc w:val="left"/>
+            </w:pPr>
+            <w:r>
+              <w:rPr>
+                <w:rFonts w:ascii="Arial" w:hAnsi="Arial" w:eastAsia="맑은 고딕"/>
+                <w:b/>
+                <w:color w:val="FFFFFF"/>
+                <w:sz w:val="18"/>
+              </w:rPr>
+              <w:t xml:space="preserve">시스템 응답</w:t>
+            </w:r>
+          </w:p>
+        </w:tc>
+        <w:tc>
+          <w:tcPr>
+            <w:tcBorders>
+              <w:bottom w:val="single"/>
+            </w:tcBorders>
+            <w:vAlign w:val="bottom"/>
+            <w:tcBorders>
+              <w:top w:val="single" w:sz="6" w:space="0" w:color="2E75B6"/>
+              <w:bottom w:val="single" w:sz="6" w:space="0" w:color="2E75B6"/>
+              <w:left w:val="single" w:sz="4" w:space="0" w:color="BFBFBF"/>
+              <w:right w:val="single" w:sz="4" w:space="0" w:color="BFBFBF"/>
+            </w:tcBorders>
+            <w:shd w:fill="2E75B6" w:val="clear"/>
+            <w:tcMar>
+              <w:top w:w="50" w:type="dxa"/>
+              <w:bottom w:w="50" w:type="dxa"/>
+              <w:left w:w="100" w:type="dxa"/>
+              <w:right w:w="100" w:type="dxa"/>
+            </w:tcMar>
+          </w:tcPr>
+          <w:p>
+            <w:pPr>
+              <w:pStyle w:val="Compact"/>
+              <w:spacing w:before="20" w:after="20" w:line="280" w:lineRule="exact"/>
+              <w:jc w:val="left"/>
+            </w:pPr>
+            <w:r>
+              <w:rPr>
+                <w:rFonts w:ascii="Arial" w:hAnsi="Arial" w:eastAsia="맑은 고딕"/>
+                <w:b/>
+                <w:color w:val="FFFFFF"/>
+                <w:sz w:val="18"/>
+              </w:rPr>
+              <w:t xml:space="preserve">검증 포인트</w:t>
+            </w:r>
+          </w:p>
+        </w:tc>
+      </w:tr>
+      <w:tr>
+        <w:trPr/>
+        <w:tc>
+          <w:tcPr>
+            <w:tcBorders>
+              <w:top w:val="single" w:sz="4" w:space="0" w:color="BFBFBF"/>
+              <w:bottom w:val="single" w:sz="4" w:space="0" w:color="BFBFBF"/>
+              <w:left w:val="single" w:sz="4" w:space="0" w:color="BFBFBF"/>
+              <w:right w:val="single" w:sz="4" w:space="0" w:color="BFBFBF"/>
+            </w:tcBorders>
+            <w:tcMar>
+              <w:top w:w="50" w:type="dxa"/>
+              <w:bottom w:w="50" w:type="dxa"/>
+              <w:left w:w="100" w:type="dxa"/>
+              <w:right w:w="100" w:type="dxa"/>
+            </w:tcMar>
+          </w:tcPr>
+          <w:p>
+            <w:pPr>
+              <w:pStyle w:val="Compact"/>
+              <w:spacing w:before="20" w:after="20" w:line="280" w:lineRule="exact"/>
+              <w:jc w:val="left"/>
+            </w:pPr>
+            <w:r>
+              <w:rPr>
+                <w:rFonts w:ascii="Arial" w:hAnsi="Arial" w:eastAsia="맑은 고딕"/>
+                <w:color w:val="333333"/>
+                <w:sz w:val="18"/>
+              </w:rPr>
+              <w:t xml:space="preserve">1</w:t>
+            </w:r>
+          </w:p>
+        </w:tc>
+        <w:tc>
+          <w:tcPr>
+            <w:tcBorders>
+              <w:top w:val="single" w:sz="4" w:space="0" w:color="BFBFBF"/>
+              <w:bottom w:val="single" w:sz="4" w:space="0" w:color="BFBFBF"/>
+              <w:left w:val="single" w:sz="4" w:space="0" w:color="BFBFBF"/>
+              <w:right w:val="single" w:sz="4" w:space="0" w:color="BFBFBF"/>
+            </w:tcBorders>
+            <w:tcMar>
+              <w:top w:w="50" w:type="dxa"/>
+              <w:bottom w:w="50" w:type="dxa"/>
+              <w:left w:w="100" w:type="dxa"/>
+              <w:right w:w="100" w:type="dxa"/>
+            </w:tcMar>
+          </w:tcPr>
+          <w:p>
+            <w:pPr>
+              <w:pStyle w:val="Compact"/>
+              <w:spacing w:before="20" w:after="20" w:line="280" w:lineRule="exact"/>
+              <w:jc w:val="left"/>
+            </w:pPr>
+            <w:r>
+              <w:rPr>
+                <w:rFonts w:ascii="Arial" w:hAnsi="Arial" w:eastAsia="맑은 고딕"/>
+                <w:color w:val="333333"/>
+                <w:sz w:val="18"/>
+              </w:rPr>
+              <w:t xml:space="preserve">매장 상세 → 영업정보 탭</w:t>
+            </w:r>
+          </w:p>
+        </w:tc>
+        <w:tc>
+          <w:tcPr>
+            <w:tcBorders>
+              <w:top w:val="single" w:sz="4" w:space="0" w:color="BFBFBF"/>
+              <w:bottom w:val="single" w:sz="4" w:space="0" w:color="BFBFBF"/>
+              <w:left w:val="single" w:sz="4" w:space="0" w:color="BFBFBF"/>
+              <w:right w:val="single" w:sz="4" w:space="0" w:color="BFBFBF"/>
+            </w:tcBorders>
+            <w:tcMar>
+              <w:top w:w="50" w:type="dxa"/>
+              <w:bottom w:w="50" w:type="dxa"/>
+              <w:left w:w="100" w:type="dxa"/>
+              <w:right w:w="100" w:type="dxa"/>
+            </w:tcMar>
+          </w:tcPr>
+          <w:p>
+            <w:pPr>
+              <w:pStyle w:val="Compact"/>
+              <w:spacing w:before="20" w:after="20" w:line="280" w:lineRule="exact"/>
+              <w:jc w:val="left"/>
+            </w:pPr>
+            <w:r>
+              <w:rPr>
+                <w:rFonts w:ascii="Arial" w:hAnsi="Arial" w:eastAsia="맑은 고딕"/>
+                <w:color w:val="333333"/>
+                <w:sz w:val="18"/>
+              </w:rPr>
+              <w:t xml:space="preserve">현재 영업 상태 표시</w:t>
+            </w:r>
+          </w:p>
+        </w:tc>
+        <w:tc>
+          <w:tcPr>
+            <w:tcBorders>
+              <w:top w:val="single" w:sz="4" w:space="0" w:color="BFBFBF"/>
+              <w:bottom w:val="single" w:sz="4" w:space="0" w:color="BFBFBF"/>
+              <w:left w:val="single" w:sz="4" w:space="0" w:color="BFBFBF"/>
+              <w:right w:val="single" w:sz="4" w:space="0" w:color="BFBFBF"/>
+            </w:tcBorders>
+            <w:tcMar>
+              <w:top w:w="50" w:type="dxa"/>
+              <w:bottom w:w="50" w:type="dxa"/>
+              <w:left w:w="100" w:type="dxa"/>
+              <w:right w:w="100" w:type="dxa"/>
+            </w:tcMar>
+          </w:tcPr>
+          <w:p>
+            <w:pPr>
+              <w:pStyle w:val="Compact"/>
+              <w:spacing w:before="20" w:after="20" w:line="280" w:lineRule="exact"/>
+              <w:jc w:val="left"/>
+            </w:pPr>
+            <w:r>
+              <w:rPr>
+                <w:rFonts w:ascii="Arial" w:hAnsi="Arial" w:eastAsia="맑은 고딕"/>
+                <w:color w:val="333333"/>
+                <w:sz w:val="18"/>
+              </w:rPr>
+              <w:t xml:space="preserve">isOpen 상태 확인</w:t>
+            </w:r>
+          </w:p>
+        </w:tc>
+      </w:tr>
+      <w:tr>
+        <w:trPr/>
+        <w:tc>
+          <w:tcPr>
+            <w:tcBorders>
+              <w:top w:val="single" w:sz="4" w:space="0" w:color="BFBFBF"/>
+              <w:bottom w:val="single" w:sz="4" w:space="0" w:color="BFBFBF"/>
+              <w:left w:val="single" w:sz="4" w:space="0" w:color="BFBFBF"/>
+              <w:right w:val="single" w:sz="4" w:space="0" w:color="BFBFBF"/>
+            </w:tcBorders>
+            <w:shd w:fill="F2F7FB" w:val="clear"/>
+            <w:tcMar>
+              <w:top w:w="50" w:type="dxa"/>
+              <w:bottom w:w="50" w:type="dxa"/>
+              <w:left w:w="100" w:type="dxa"/>
+              <w:right w:w="100" w:type="dxa"/>
+            </w:tcMar>
+          </w:tcPr>
+          <w:p>
+            <w:pPr>
+              <w:pStyle w:val="Compact"/>
+              <w:spacing w:before="20" w:after="20" w:line="280" w:lineRule="exact"/>
+              <w:jc w:val="left"/>
+            </w:pPr>
+            <w:r>
+              <w:rPr>
+                <w:rFonts w:ascii="Arial" w:hAnsi="Arial" w:eastAsia="맑은 고딕"/>
+                <w:color w:val="333333"/>
+                <w:sz w:val="18"/>
+              </w:rPr>
+              <w:t xml:space="preserve">2</w:t>
+            </w:r>
+          </w:p>
+        </w:tc>
+        <w:tc>
+          <w:tcPr>
+            <w:tcBorders>
+              <w:top w:val="single" w:sz="4" w:space="0" w:color="BFBFBF"/>
+              <w:bottom w:val="single" w:sz="4" w:space="0" w:color="BFBFBF"/>
+              <w:left w:val="single" w:sz="4" w:space="0" w:color="BFBFBF"/>
+              <w:right w:val="single" w:sz="4" w:space="0" w:color="BFBFBF"/>
+            </w:tcBorders>
+            <w:shd w:fill="F2F7FB" w:val="clear"/>
+            <w:tcMar>
+              <w:top w:w="50" w:type="dxa"/>
+              <w:bottom w:w="50" w:type="dxa"/>
+              <w:left w:w="100" w:type="dxa"/>
+              <w:right w:w="100" w:type="dxa"/>
+            </w:tcMar>
+          </w:tcPr>
+          <w:p>
+            <w:pPr>
+              <w:pStyle w:val="Compact"/>
+              <w:spacing w:before="20" w:after="20" w:line="280" w:lineRule="exact"/>
+              <w:jc w:val="left"/>
+            </w:pPr>
+            <w:r>
+              <w:rPr>
+                <w:rFonts w:ascii="Arial" w:hAnsi="Arial" w:eastAsia="맑은 고딕"/>
+                <w:color w:val="333333"/>
+                <w:sz w:val="18"/>
+              </w:rPr>
+              <w:t xml:space="preserve">“</w:t>
+            </w:r>
+            <w:r>
+              <w:rPr>
+                <w:rFonts w:ascii="Arial" w:hAnsi="Arial" w:eastAsia="맑은 고딕"/>
+                <w:color w:val="333333"/>
+                <w:sz w:val="18"/>
+              </w:rPr>
+              <w:t xml:space="preserve">임시휴업</w:t>
+            </w:r>
+            <w:r>
+              <w:rPr>
+                <w:rFonts w:ascii="Arial" w:hAnsi="Arial" w:eastAsia="맑은 고딕"/>
+                <w:color w:val="333333"/>
+                <w:sz w:val="18"/>
+              </w:rPr>
+              <w:t xml:space="preserve">”</w:t>
+            </w:r>
+            <w:r>
+              <w:rPr>
+                <w:rFonts w:ascii="Arial" w:hAnsi="Arial" w:eastAsia="맑은 고딕"/>
+                <w:color w:val="333333"/>
+                <w:sz w:val="18"/>
+              </w:rPr>
+              <w:t xml:space="preserve"> </w:t>
+            </w:r>
+            <w:r>
+              <w:rPr>
+                <w:rFonts w:ascii="Arial" w:hAnsi="Arial" w:eastAsia="맑은 고딕"/>
+                <w:color w:val="333333"/>
+                <w:sz w:val="18"/>
+              </w:rPr>
+              <w:t xml:space="preserve">토글 활성화</w:t>
+            </w:r>
+          </w:p>
+        </w:tc>
+        <w:tc>
+          <w:tcPr>
+            <w:tcBorders>
+              <w:top w:val="single" w:sz="4" w:space="0" w:color="BFBFBF"/>
+              <w:bottom w:val="single" w:sz="4" w:space="0" w:color="BFBFBF"/>
+              <w:left w:val="single" w:sz="4" w:space="0" w:color="BFBFBF"/>
+              <w:right w:val="single" w:sz="4" w:space="0" w:color="BFBFBF"/>
+            </w:tcBorders>
+            <w:shd w:fill="F2F7FB" w:val="clear"/>
+            <w:tcMar>
+              <w:top w:w="50" w:type="dxa"/>
+              <w:bottom w:w="50" w:type="dxa"/>
+              <w:left w:w="100" w:type="dxa"/>
+              <w:right w:w="100" w:type="dxa"/>
+            </w:tcMar>
+          </w:tcPr>
+          <w:p>
+            <w:pPr>
+              <w:pStyle w:val="Compact"/>
+              <w:spacing w:before="20" w:after="20" w:line="280" w:lineRule="exact"/>
+              <w:jc w:val="left"/>
+            </w:pPr>
+            <w:r>
+              <w:rPr>
+                <w:rFonts w:ascii="Arial" w:hAnsi="Arial" w:eastAsia="맑은 고딕"/>
+                <w:color w:val="333333"/>
+                <w:sz w:val="18"/>
+              </w:rPr>
+              <w:t xml:space="preserve">사유/시작일/종료일 입력 필드 노출</w:t>
+            </w:r>
+          </w:p>
+        </w:tc>
+        <w:tc>
+          <w:tcPr>
+            <w:tcBorders>
+              <w:top w:val="single" w:sz="4" w:space="0" w:color="BFBFBF"/>
+              <w:bottom w:val="single" w:sz="4" w:space="0" w:color="BFBFBF"/>
+              <w:left w:val="single" w:sz="4" w:space="0" w:color="BFBFBF"/>
+              <w:right w:val="single" w:sz="4" w:space="0" w:color="BFBFBF"/>
+            </w:tcBorders>
+            <w:shd w:fill="F2F7FB" w:val="clear"/>
+            <w:tcMar>
+              <w:top w:w="50" w:type="dxa"/>
+              <w:bottom w:w="50" w:type="dxa"/>
+              <w:left w:w="100" w:type="dxa"/>
+              <w:right w:w="100" w:type="dxa"/>
+            </w:tcMar>
+          </w:tcPr>
+          <w:p>
+            <w:pPr>
+              <w:pStyle w:val="Compact"/>
+              <w:spacing w:before="20" w:after="20" w:line="280" w:lineRule="exact"/>
+              <w:jc w:val="left"/>
+            </w:pPr>
+            <w:r>
+              <w:rPr>
+                <w:rFonts w:ascii="Arial" w:hAnsi="Arial" w:eastAsia="맑은 고딕"/>
+                <w:color w:val="333333"/>
+                <w:sz w:val="18"/>
+              </w:rPr>
+              <w:t xml:space="preserve">종료일 &gt; 시작일 검증</w:t>
+            </w:r>
+          </w:p>
+        </w:tc>
+      </w:tr>
+      <w:tr>
+        <w:trPr/>
+        <w:tc>
+          <w:tcPr>
+            <w:tcBorders>
+              <w:top w:val="single" w:sz="4" w:space="0" w:color="BFBFBF"/>
+              <w:bottom w:val="single" w:sz="4" w:space="0" w:color="BFBFBF"/>
+              <w:left w:val="single" w:sz="4" w:space="0" w:color="BFBFBF"/>
+              <w:right w:val="single" w:sz="4" w:space="0" w:color="BFBFBF"/>
+            </w:tcBorders>
+            <w:tcMar>
+              <w:top w:w="50" w:type="dxa"/>
+              <w:bottom w:w="50" w:type="dxa"/>
+              <w:left w:w="100" w:type="dxa"/>
+              <w:right w:w="100" w:type="dxa"/>
+            </w:tcMar>
+          </w:tcPr>
+          <w:p>
+            <w:pPr>
+              <w:pStyle w:val="Compact"/>
+              <w:spacing w:before="20" w:after="20" w:line="280" w:lineRule="exact"/>
+              <w:jc w:val="left"/>
+            </w:pPr>
+            <w:r>
+              <w:rPr>
+                <w:rFonts w:ascii="Arial" w:hAnsi="Arial" w:eastAsia="맑은 고딕"/>
+                <w:color w:val="333333"/>
+                <w:sz w:val="18"/>
+              </w:rPr>
+              <w:t xml:space="preserve">3</w:t>
+            </w:r>
+          </w:p>
+        </w:tc>
+        <w:tc>
+          <w:tcPr>
+            <w:tcBorders>
+              <w:top w:val="single" w:sz="4" w:space="0" w:color="BFBFBF"/>
+              <w:bottom w:val="single" w:sz="4" w:space="0" w:color="BFBFBF"/>
+              <w:left w:val="single" w:sz="4" w:space="0" w:color="BFBFBF"/>
+              <w:right w:val="single" w:sz="4" w:space="0" w:color="BFBFBF"/>
+            </w:tcBorders>
+            <w:tcMar>
+              <w:top w:w="50" w:type="dxa"/>
+              <w:bottom w:w="50" w:type="dxa"/>
+              <w:left w:w="100" w:type="dxa"/>
+              <w:right w:w="100" w:type="dxa"/>
+            </w:tcMar>
+          </w:tcPr>
+          <w:p>
+            <w:pPr>
+              <w:pStyle w:val="Compact"/>
+              <w:spacing w:before="20" w:after="20" w:line="280" w:lineRule="exact"/>
+              <w:jc w:val="left"/>
+            </w:pPr>
+            <w:r>
+              <w:rPr>
+                <w:rFonts w:ascii="Arial" w:hAnsi="Arial" w:eastAsia="맑은 고딕"/>
+                <w:color w:val="333333"/>
+                <w:sz w:val="18"/>
+              </w:rPr>
+              <w:t xml:space="preserve">정보 입력 후 저장</w:t>
+            </w:r>
+          </w:p>
+        </w:tc>
+        <w:tc>
+          <w:tcPr>
+            <w:tcBorders>
+              <w:top w:val="single" w:sz="4" w:space="0" w:color="BFBFBF"/>
+              <w:bottom w:val="single" w:sz="4" w:space="0" w:color="BFBFBF"/>
+              <w:left w:val="single" w:sz="4" w:space="0" w:color="BFBFBF"/>
+              <w:right w:val="single" w:sz="4" w:space="0" w:color="BFBFBF"/>
+            </w:tcBorders>
+            <w:tcMar>
+              <w:top w:w="50" w:type="dxa"/>
+              <w:bottom w:w="50" w:type="dxa"/>
+              <w:left w:w="100" w:type="dxa"/>
+              <w:right w:w="100" w:type="dxa"/>
+            </w:tcMar>
+          </w:tcPr>
+          <w:p>
+            <w:pPr>
+              <w:pStyle w:val="Compact"/>
+              <w:spacing w:before="20" w:after="20" w:line="280" w:lineRule="exact"/>
+              <w:jc w:val="left"/>
+            </w:pPr>
+            <w:r>
+              <w:rPr>
+                <w:rStyle w:val="VerbatimChar"/>
+                <w:rFonts w:ascii="Arial" w:hAnsi="Arial" w:eastAsia="맑은 고딕"/>
+                <w:color w:val="333333"/>
+                <w:sz w:val="18"/>
+              </w:rPr>
+              <w:t xml:space="preserve">PATCH /api/stores/:id</w:t>
+            </w:r>
+            <w:r>
+              <w:rPr>
+                <w:rFonts w:ascii="Arial" w:hAnsi="Arial" w:eastAsia="맑은 고딕"/>
+                <w:color w:val="333333"/>
+                <w:sz w:val="18"/>
+              </w:rPr>
+              <w:t xml:space="preserve"> </w:t>
+            </w:r>
+            <w:r>
+              <w:rPr>
+                <w:rFonts w:ascii="Arial" w:hAnsi="Arial" w:eastAsia="맑은 고딕"/>
+                <w:color w:val="333333"/>
+                <w:sz w:val="18"/>
+              </w:rPr>
+              <w:t xml:space="preserve">→ 매장 상태 변경</w:t>
+            </w:r>
+          </w:p>
+        </w:tc>
+        <w:tc>
+          <w:tcPr>
+            <w:tcBorders>
+              <w:top w:val="single" w:sz="4" w:space="0" w:color="BFBFBF"/>
+              <w:bottom w:val="single" w:sz="4" w:space="0" w:color="BFBFBF"/>
+              <w:left w:val="single" w:sz="4" w:space="0" w:color="BFBFBF"/>
+              <w:right w:val="single" w:sz="4" w:space="0" w:color="BFBFBF"/>
+            </w:tcBorders>
+            <w:tcMar>
+              <w:top w:w="50" w:type="dxa"/>
+              <w:bottom w:w="50" w:type="dxa"/>
+              <w:left w:w="100" w:type="dxa"/>
+              <w:right w:w="100" w:type="dxa"/>
+            </w:tcMar>
+          </w:tcPr>
+          <w:p>
+            <w:pPr>
+              <w:pStyle w:val="Compact"/>
+              <w:spacing w:before="20" w:after="20" w:line="280" w:lineRule="exact"/>
+              <w:jc w:val="left"/>
+            </w:pPr>
+            <w:r>
+              <w:rPr>
+                <w:rFonts w:ascii="Arial" w:hAnsi="Arial" w:eastAsia="맑은 고딕"/>
+                <w:color w:val="333333"/>
+                <w:sz w:val="18"/>
+              </w:rPr>
+              <w:t xml:space="preserve">고객앱에서 해당 매장 비노출 또는</w:t>
+            </w:r>
+            <w:r>
+              <w:rPr>
+                <w:rFonts w:ascii="Arial" w:hAnsi="Arial" w:eastAsia="맑은 고딕"/>
+                <w:color w:val="333333"/>
+                <w:sz w:val="18"/>
+              </w:rPr>
+              <w:t xml:space="preserve"> </w:t>
+            </w:r>
+            <w:r>
+              <w:rPr>
+                <w:rFonts w:ascii="Arial" w:hAnsi="Arial" w:eastAsia="맑은 고딕"/>
+                <w:color w:val="333333"/>
+                <w:sz w:val="18"/>
+              </w:rPr>
+              <w:t xml:space="preserve">“</w:t>
+            </w:r>
+            <w:r>
+              <w:rPr>
+                <w:rFonts w:ascii="Arial" w:hAnsi="Arial" w:eastAsia="맑은 고딕"/>
+                <w:color w:val="333333"/>
+                <w:sz w:val="18"/>
+              </w:rPr>
+              <w:t xml:space="preserve">휴업중</w:t>
+            </w:r>
+            <w:r>
+              <w:rPr>
+                <w:rFonts w:ascii="Arial" w:hAnsi="Arial" w:eastAsia="맑은 고딕"/>
+                <w:color w:val="333333"/>
+                <w:sz w:val="18"/>
+              </w:rPr>
+              <w:t xml:space="preserve">”</w:t>
+            </w:r>
+            <w:r>
+              <w:rPr>
+                <w:rFonts w:ascii="Arial" w:hAnsi="Arial" w:eastAsia="맑은 고딕"/>
+                <w:color w:val="333333"/>
+                <w:sz w:val="18"/>
+              </w:rPr>
+              <w:t xml:space="preserve"> </w:t>
+            </w:r>
+            <w:r>
+              <w:rPr>
+                <w:rFonts w:ascii="Arial" w:hAnsi="Arial" w:eastAsia="맑은 고딕"/>
+                <w:color w:val="333333"/>
+                <w:sz w:val="18"/>
+              </w:rPr>
+              <w:t xml:space="preserve">표시</w:t>
+            </w:r>
+          </w:p>
+        </w:tc>
+      </w:tr>
+    </w:tbl>
+    <w:p>
+      <w:r>
+        <w:pict>
+          <v:rect style="width:0;height:1.5pt" o:hralign="center" o:hrstd="t" o:hr="t"/>
+        </w:pict>
+      </w:r>
+    </w:p>
+    <w:p>
+      <w:pPr>
+        <w:pStyle w:val="Heading2"/>
+      </w:pPr>
+      <w:bookmarkStart w:id="35" w:name="개발자용-정책-설명"/>
+      <w:r>
+        <w:t xml:space="preserve">5. 개발자용 정책 설명</w:t>
+      </w:r>
+      <w:bookmarkEnd w:id="35"/>
+    </w:p>
+    <w:p>
+      <w:pPr>
+        <w:pStyle w:val="Heading3"/>
+      </w:pPr>
+      <w:bookmarkStart w:id="36" w:name="매장-노출-정책"/>
+      <w:r>
+        <w:t xml:space="preserve">5.1. 매장 노출 정책</w:t>
+      </w:r>
+      <w:bookmarkEnd w:id="36"/>
+    </w:p>
+    <w:p>
+      <w:pPr>
+        <w:pStyle w:val="SourceCode"/>
+      </w:pPr>
+      <w:r>
+        <w:rPr>
+          <w:rStyle w:val="VerbatimChar"/>
+        </w:rPr>
+        <w:t xml:space="preserve">isVisible=false → 고객앱 검색/목록에서 완전 비노출</w:t>
+      </w:r>
+      <w:r>
+        <w:br/>
+      </w:r>
+      <w:r>
+        <w:rPr>
+          <w:rStyle w:val="VerbatimChar"/>
+        </w:rPr>
+        <w:t xml:space="preserve">isOpen=false (임시휴업) → 고객앱에서 "휴업중" 라벨 표시, 주문 접수 차단</w:t>
+      </w:r>
+      <w:r>
+        <w:br/>
+      </w:r>
+      <w:r>
+        <w:rPr>
+          <w:rStyle w:val="VerbatimChar"/>
+        </w:rPr>
+        <w:t xml:space="preserve">temporaryCloseReason 필수 입력, temporaryCloseEndDate 도래 시 자동 복원하지 않음 (관리자 수동 전환)</w:t>
+      </w:r>
+    </w:p>
+    <w:p>
+      <w:pPr>
+        <w:pStyle w:val="Heading3"/>
+      </w:pPr>
+      <w:bookmarkStart w:id="37" w:name="배달비-정책"/>
+      <w:r>
+        <w:t xml:space="preserve">5.2. 배달비 정책</w:t>
+      </w:r>
+      <w:bookmarkEnd w:id="37"/>
+    </w:p>
+    <w:p>
+      <w:pPr>
+        <w:pStyle w:val="SourceCode"/>
+      </w:pPr>
+      <w:r>
+        <w:rPr>
+          <w:rStyle w:val="VerbatimChar"/>
+        </w:rPr>
+        <w:t xml:space="preserve">deliveryFee: 기본 배달비 (0 이상)</w:t>
+      </w:r>
+      <w:r>
+        <w:br/>
+      </w:r>
+      <w:r>
+        <w:rPr>
+          <w:rStyle w:val="VerbatimChar"/>
+        </w:rPr>
+        <w:t xml:space="preserve">freeDeliveryMinAmount: 무료배달 최소 주문금액. null이면 무료배달 없음</w:t>
+      </w:r>
+      <w:r>
+        <w:br/>
+      </w:r>
+      <w:r>
+        <w:rPr>
+          <w:rStyle w:val="VerbatimChar"/>
+        </w:rPr>
+        <w:t xml:space="preserve">deliveryFeeByDistance: [{minDistance, maxDistance, fee}] 거리별 배달비 구간</w:t>
+      </w:r>
+      <w:r>
+        <w:br/>
+      </w:r>
+      <w:r>
+        <w:rPr>
+          <w:rStyle w:val="VerbatimChar"/>
+        </w:rPr>
+        <w:t xml:space="preserve">적용 우선순위: 거리별 &gt; 기본 배달비 &gt; 무료배달 조건 판정</w:t>
+      </w:r>
+    </w:p>
+    <w:p>
+      <w:pPr>
+        <w:pStyle w:val="Heading3"/>
+      </w:pPr>
+      <w:bookmarkStart w:id="38" w:name="정산-비율-정책"/>
+      <w:r>
+        <w:t xml:space="preserve">5.3. 정산 비율 정책</w:t>
+      </w:r>
+      <w:bookmarkEnd w:id="38"/>
+    </w:p>
+    <w:p>
+      <w:pPr>
+        <w:pStyle w:val="SourceCode"/>
+      </w:pPr>
+      <w:r>
+        <w:rPr>
+          <w:rStyle w:val="VerbatimChar"/>
+        </w:rPr>
+        <w:t xml:space="preserve">프로모션(할인/쿠폰) 생성 시 headquartersRatio + franchiseRatio = 100 필수</w:t>
+      </w:r>
+      <w:r>
+        <w:br/>
+      </w:r>
+      <w:r>
+        <w:rPr>
+          <w:rStyle w:val="VerbatimChar"/>
+        </w:rPr>
+        <w:t xml:space="preserve">서버 검증: 합계 ≠ 100이면 400 Bad Request 반환</w:t>
+      </w:r>
+      <w:r>
+        <w:br/>
+      </w:r>
+      <w:r>
+        <w:rPr>
+          <w:rStyle w:val="VerbatimChar"/>
+        </w:rPr>
+        <w:t xml:space="preserve">변경 시 기존 진행 중인 프로모션에는 소급 적용하지 않음. 신규 생성분부터 적용</w:t>
       </w:r>
     </w:p>
     <w:sectPr/>
